--- a/labs_reports/Лабораторна робота 5.docx
+++ b/labs_reports/Лабораторна робота 5.docx
@@ -58,6 +58,66 @@
     </w:p>
     <w:p>
       <w:pPr>
+        <w:spacing w:after="0" w:line="360" w:lineRule="auto"/>
+        <w:jc w:val="both"/>
+        <w:rPr>
+          <w:rFonts w:eastAsia="Calibri" w:cs="Times New Roman"/>
+          <w:kern w:val="2"/>
+          <w:szCs w:val="28"/>
+          <w:lang w:val="uk-UA"/>
+          <w14:ligatures w14:val="standardContextual"/>
+        </w:rPr>
+      </w:pPr>
+      <w:r>
+        <w:rPr>
+          <w:rFonts w:eastAsia="Calibri" w:cs="Times New Roman"/>
+          <w:b/>
+          <w:kern w:val="2"/>
+          <w:szCs w:val="28"/>
+          <w:lang w:val="uk-UA"/>
+          <w14:ligatures w14:val="standardContextual"/>
+        </w:rPr>
+        <w:t xml:space="preserve">Посилання на </w:t>
+      </w:r>
+      <w:proofErr w:type="spellStart"/>
+      <w:r>
+        <w:rPr>
+          <w:rFonts w:eastAsia="Calibri" w:cs="Times New Roman"/>
+          <w:b/>
+          <w:kern w:val="2"/>
+          <w:szCs w:val="28"/>
+          <w:lang w:val="uk-UA"/>
+          <w14:ligatures w14:val="standardContextual"/>
+        </w:rPr>
+        <w:t>репозиторій</w:t>
+      </w:r>
+      <w:proofErr w:type="spellEnd"/>
+      <w:r>
+        <w:rPr>
+          <w:rFonts w:eastAsia="Calibri" w:cs="Times New Roman"/>
+          <w:b/>
+          <w:kern w:val="2"/>
+          <w:szCs w:val="28"/>
+          <w:lang w:val="uk-UA"/>
+          <w14:ligatures w14:val="standardContextual"/>
+        </w:rPr>
+        <w:t xml:space="preserve">: </w:t>
+      </w:r>
+      <w:r>
+        <w:rPr>
+          <w:rFonts w:eastAsia="Calibri" w:cs="Times New Roman"/>
+          <w:kern w:val="2"/>
+          <w:szCs w:val="28"/>
+          <w:lang w:val="uk-UA"/>
+          <w14:ligatures w14:val="standardContextual"/>
+        </w:rPr>
+        <w:t>https://github.com/Romario-Desantes/TRVD_2026_404TN_Chornoruk_Labs</w:t>
+      </w:r>
+      <w:bookmarkStart w:id="0" w:name="_GoBack"/>
+      <w:bookmarkEnd w:id="0"/>
+    </w:p>
+    <w:p>
+      <w:pPr>
         <w:spacing w:after="120"/>
       </w:pPr>
       <w:proofErr w:type="spellStart"/>
@@ -158,12 +218,53 @@
         </w:rPr>
         <w:t xml:space="preserve"> керування студентським гуртожитком e-Dormitory System з інтеграцією із захищеним API, рольовою </w:t>
       </w:r>
-      <w:r>
-        <w:rPr>
-          <w:rFonts w:eastAsia="Times New Roman" w:cs="Times New Roman"/>
-          <w:color w:val="000000"/>
-        </w:rPr>
-        <w:t xml:space="preserve">маршрутизацією та інтерфейсами </w:t>
+      <w:proofErr w:type="spellStart"/>
+      <w:r>
+        <w:rPr>
+          <w:rFonts w:eastAsia="Times New Roman" w:cs="Times New Roman"/>
+          <w:color w:val="000000"/>
+        </w:rPr>
+        <w:t>маршрутизацією</w:t>
+      </w:r>
+      <w:proofErr w:type="spellEnd"/>
+      <w:r>
+        <w:rPr>
+          <w:rFonts w:eastAsia="Times New Roman" w:cs="Times New Roman"/>
+          <w:color w:val="000000"/>
+        </w:rPr>
+        <w:t xml:space="preserve"> </w:t>
+      </w:r>
+      <w:proofErr w:type="spellStart"/>
+      <w:r>
+        <w:rPr>
+          <w:rFonts w:eastAsia="Times New Roman" w:cs="Times New Roman"/>
+          <w:color w:val="000000"/>
+        </w:rPr>
+        <w:t>та</w:t>
+      </w:r>
+      <w:proofErr w:type="spellEnd"/>
+      <w:r>
+        <w:rPr>
+          <w:rFonts w:eastAsia="Times New Roman" w:cs="Times New Roman"/>
+          <w:color w:val="000000"/>
+        </w:rPr>
+        <w:t xml:space="preserve"> </w:t>
+      </w:r>
+      <w:proofErr w:type="spellStart"/>
+      <w:r>
+        <w:rPr>
+          <w:rFonts w:eastAsia="Times New Roman" w:cs="Times New Roman"/>
+          <w:color w:val="000000"/>
+        </w:rPr>
+        <w:t>інтерфейсами</w:t>
+      </w:r>
+      <w:proofErr w:type="spellEnd"/>
+      <w:r>
+        <w:rPr>
+          <w:rFonts w:eastAsia="Times New Roman" w:cs="Times New Roman"/>
+          <w:color w:val="000000"/>
+        </w:rPr>
+        <w:t xml:space="preserve"> </w:t>
       </w:r>
       <w:proofErr w:type="spellStart"/>
       <w:r>
@@ -962,14 +1063,7 @@
           <w:rFonts w:eastAsia="Times New Roman" w:cs="Times New Roman"/>
           <w:color w:val="000000"/>
         </w:rPr>
-        <w:t>• Z</w:t>
-      </w:r>
-      <w:r>
-        <w:rPr>
-          <w:rFonts w:eastAsia="Times New Roman" w:cs="Times New Roman"/>
-          <w:color w:val="000000"/>
-        </w:rPr>
-        <w:t>od</w:t>
+        <w:t>• Zod</w:t>
       </w:r>
     </w:p>
     <w:p>
@@ -994,6 +1088,7 @@
           <w:b/>
           <w:color w:val="000000"/>
         </w:rPr>
+        <w:lastRenderedPageBreak/>
         <w:t>Архітектура клієнтської частини</w:t>
       </w:r>
     </w:p>
@@ -1893,8 +1988,11 @@
       <w:r>
         <w:rPr>
           <w:rFonts w:eastAsia="Times New Roman" w:cs="Times New Roman"/>
-          <w:color w:val="000000"/>
-        </w:rPr>
+          <w:noProof/>
+          <w:color w:val="000000"/>
+          <w:lang w:val="uk-UA" w:eastAsia="uk-UA"/>
+        </w:rPr>
+        <w:lastRenderedPageBreak/>
         <w:drawing>
           <wp:inline distT="0" distB="0" distL="0" distR="0" wp14:anchorId="7B780A58" wp14:editId="4516DD10">
             <wp:extent cx="5782482" cy="4953691"/>
@@ -1951,7 +2049,6 @@
           <w:b/>
           <w:color w:val="000000"/>
         </w:rPr>
-        <w:lastRenderedPageBreak/>
         <w:t>HTTP-</w:t>
       </w:r>
       <w:proofErr w:type="spellStart"/>
@@ -2244,6 +2341,9 @@
     <w:p>
       <w:pPr>
         <w:spacing w:after="120"/>
+        <w:rPr>
+          <w:lang w:val="ru-RU"/>
+        </w:rPr>
       </w:pPr>
       <w:proofErr w:type="spellStart"/>
       <w:r>
@@ -2251,6 +2351,7 @@
           <w:rFonts w:eastAsia="Times New Roman" w:cs="Times New Roman"/>
           <w:b/>
           <w:color w:val="000000"/>
+          <w:lang w:val="ru-RU"/>
         </w:rPr>
         <w:t>Базовий</w:t>
       </w:r>
@@ -2260,15 +2361,34 @@
           <w:rFonts w:eastAsia="Times New Roman" w:cs="Times New Roman"/>
           <w:b/>
           <w:color w:val="000000"/>
-        </w:rPr>
-        <w:t xml:space="preserve"> API-</w:t>
-      </w:r>
-      <w:proofErr w:type="spellStart"/>
+          <w:lang w:val="ru-RU"/>
+        </w:rPr>
+        <w:t xml:space="preserve"> </w:t>
+      </w:r>
       <w:r>
         <w:rPr>
           <w:rFonts w:eastAsia="Times New Roman" w:cs="Times New Roman"/>
           <w:b/>
           <w:color w:val="000000"/>
+        </w:rPr>
+        <w:t>API</w:t>
+      </w:r>
+      <w:r>
+        <w:rPr>
+          <w:rFonts w:eastAsia="Times New Roman" w:cs="Times New Roman"/>
+          <w:b/>
+          <w:color w:val="000000"/>
+          <w:lang w:val="ru-RU"/>
+        </w:rPr>
+        <w:t>-</w:t>
+      </w:r>
+      <w:proofErr w:type="spellStart"/>
+      <w:r>
+        <w:rPr>
+          <w:rFonts w:eastAsia="Times New Roman" w:cs="Times New Roman"/>
+          <w:b/>
+          <w:color w:val="000000"/>
+          <w:lang w:val="ru-RU"/>
         </w:rPr>
         <w:t>клієнт</w:t>
       </w:r>
@@ -2277,11 +2397,16 @@
     <w:p>
       <w:pPr>
         <w:spacing w:after="120"/>
+        <w:rPr>
+          <w:lang w:val="ru-RU"/>
+        </w:rPr>
       </w:pPr>
       <w:r>
         <w:rPr>
           <w:rFonts w:eastAsia="Times New Roman" w:cs="Times New Roman"/>
-          <w:color w:val="000000"/>
+          <w:noProof/>
+          <w:color w:val="000000"/>
+          <w:lang w:val="uk-UA" w:eastAsia="uk-UA"/>
         </w:rPr>
         <w:drawing>
           <wp:inline distT="0" distB="0" distL="0" distR="0" wp14:anchorId="03F55242" wp14:editId="581DD065">
@@ -2325,32 +2450,41 @@
           <w:b/>
           <w:color w:val="000000"/>
         </w:rPr>
-        <w:t xml:space="preserve">Interceptor </w:t>
-      </w:r>
-      <w:proofErr w:type="spellStart"/>
+        <w:t>Interceptor</w:t>
+      </w:r>
       <w:r>
         <w:rPr>
           <w:rFonts w:eastAsia="Times New Roman" w:cs="Times New Roman"/>
           <w:b/>
           <w:color w:val="000000"/>
-        </w:rPr>
-        <w:t>для</w:t>
-      </w:r>
-      <w:proofErr w:type="spellEnd"/>
+          <w:lang w:val="ru-RU"/>
+        </w:rPr>
+        <w:t xml:space="preserve"> для </w:t>
+      </w:r>
       <w:r>
         <w:rPr>
           <w:rFonts w:eastAsia="Times New Roman" w:cs="Times New Roman"/>
           <w:b/>
           <w:color w:val="000000"/>
         </w:rPr>
-        <w:t xml:space="preserve"> CSRF-</w:t>
-      </w:r>
-      <w:proofErr w:type="spellStart"/>
+        <w:t>CSRF</w:t>
+      </w:r>
       <w:r>
         <w:rPr>
           <w:rFonts w:eastAsia="Times New Roman" w:cs="Times New Roman"/>
           <w:b/>
           <w:color w:val="000000"/>
+          <w:lang w:val="ru-RU"/>
+        </w:rPr>
+        <w:t>-</w:t>
+      </w:r>
+      <w:proofErr w:type="spellStart"/>
+      <w:r>
+        <w:rPr>
+          <w:rFonts w:eastAsia="Times New Roman" w:cs="Times New Roman"/>
+          <w:b/>
+          <w:color w:val="000000"/>
+          <w:lang w:val="ru-RU"/>
         </w:rPr>
         <w:t>захисту</w:t>
       </w:r>
@@ -2363,8 +2497,11 @@
       <w:r>
         <w:rPr>
           <w:rFonts w:eastAsia="Times New Roman" w:cs="Times New Roman"/>
-          <w:color w:val="000000"/>
-        </w:rPr>
+          <w:noProof/>
+          <w:color w:val="000000"/>
+          <w:lang w:val="uk-UA" w:eastAsia="uk-UA"/>
+        </w:rPr>
+        <w:lastRenderedPageBreak/>
         <w:drawing>
           <wp:inline distT="0" distB="0" distL="0" distR="0" wp14:anchorId="6BB570F2" wp14:editId="1DF3ACED">
             <wp:extent cx="5943600" cy="2948940"/>
@@ -2423,9 +2560,6 @@
     <w:p>
       <w:pPr>
         <w:spacing w:after="120"/>
-        <w:rPr>
-          <w:lang w:val="ru-RU"/>
-        </w:rPr>
       </w:pPr>
       <w:r>
         <w:rPr>
@@ -2433,7 +2567,29 @@
           <w:color w:val="000000"/>
           <w:lang w:val="ru-RU"/>
         </w:rPr>
-        <w:t xml:space="preserve">Форма входу </w:t>
+        <w:t>Форма</w:t>
+      </w:r>
+      <w:r>
+        <w:rPr>
+          <w:rFonts w:eastAsia="Times New Roman" w:cs="Times New Roman"/>
+          <w:color w:val="000000"/>
+        </w:rPr>
+        <w:t xml:space="preserve"> </w:t>
+      </w:r>
+      <w:r>
+        <w:rPr>
+          <w:rFonts w:eastAsia="Times New Roman" w:cs="Times New Roman"/>
+          <w:color w:val="000000"/>
+          <w:lang w:val="ru-RU"/>
+        </w:rPr>
+        <w:t>входу</w:t>
+      </w:r>
+      <w:r>
+        <w:rPr>
+          <w:rFonts w:eastAsia="Times New Roman" w:cs="Times New Roman"/>
+          <w:color w:val="000000"/>
+        </w:rPr>
+        <w:t xml:space="preserve"> </w:t>
       </w:r>
       <w:proofErr w:type="spellStart"/>
       <w:r>
@@ -2449,9 +2605,23 @@
         <w:rPr>
           <w:rFonts w:eastAsia="Times New Roman" w:cs="Times New Roman"/>
           <w:color w:val="000000"/>
-          <w:lang w:val="ru-RU"/>
-        </w:rPr>
-        <w:t xml:space="preserve"> на </w:t>
+        </w:rPr>
+        <w:t xml:space="preserve"> </w:t>
+      </w:r>
+      <w:r>
+        <w:rPr>
+          <w:rFonts w:eastAsia="Times New Roman" w:cs="Times New Roman"/>
+          <w:color w:val="000000"/>
+          <w:lang w:val="ru-RU"/>
+        </w:rPr>
+        <w:t>на</w:t>
+      </w:r>
+      <w:r>
+        <w:rPr>
+          <w:rFonts w:eastAsia="Times New Roman" w:cs="Times New Roman"/>
+          <w:color w:val="000000"/>
+        </w:rPr>
+        <w:t xml:space="preserve"> </w:t>
       </w:r>
       <w:r>
         <w:rPr>
@@ -2464,7 +2634,6 @@
         <w:rPr>
           <w:rFonts w:eastAsia="Times New Roman" w:cs="Times New Roman"/>
           <w:color w:val="000000"/>
-          <w:lang w:val="ru-RU"/>
         </w:rPr>
         <w:t xml:space="preserve"> </w:t>
       </w:r>
@@ -2479,7 +2648,6 @@
         <w:rPr>
           <w:rFonts w:eastAsia="Times New Roman" w:cs="Times New Roman"/>
           <w:color w:val="000000"/>
-          <w:lang w:val="ru-RU"/>
         </w:rPr>
         <w:t xml:space="preserve"> </w:t>
       </w:r>
@@ -2494,7 +2662,6 @@
         <w:rPr>
           <w:rFonts w:eastAsia="Times New Roman" w:cs="Times New Roman"/>
           <w:color w:val="000000"/>
-          <w:lang w:val="ru-RU"/>
         </w:rPr>
         <w:t xml:space="preserve"> + </w:t>
       </w:r>
@@ -2511,7 +2678,6 @@
         <w:rPr>
           <w:rFonts w:eastAsia="Times New Roman" w:cs="Times New Roman"/>
           <w:color w:val="000000"/>
-          <w:lang w:val="ru-RU"/>
         </w:rPr>
         <w:t>.</w:t>
       </w:r>
@@ -2523,7 +2689,9 @@
       <w:r>
         <w:rPr>
           <w:rFonts w:eastAsia="Times New Roman" w:cs="Times New Roman"/>
-          <w:color w:val="000000"/>
+          <w:noProof/>
+          <w:color w:val="000000"/>
+          <w:lang w:val="uk-UA" w:eastAsia="uk-UA"/>
         </w:rPr>
         <w:drawing>
           <wp:inline distT="0" distB="0" distL="0" distR="0" wp14:anchorId="70787F45" wp14:editId="58FC1E86">
@@ -2574,9 +2742,10 @@
       <w:r>
         <w:rPr>
           <w:rFonts w:eastAsia="Times New Roman" w:cs="Times New Roman"/>
-          <w:color w:val="000000"/>
-        </w:rPr>
-        <w:lastRenderedPageBreak/>
+          <w:noProof/>
+          <w:color w:val="000000"/>
+          <w:lang w:val="uk-UA" w:eastAsia="uk-UA"/>
+        </w:rPr>
         <w:drawing>
           <wp:inline distT="0" distB="0" distL="0" distR="0" wp14:anchorId="4A6AC836" wp14:editId="19847D1A">
             <wp:extent cx="5943600" cy="1347470"/>
@@ -2678,15 +2847,7 @@
           <w:color w:val="000000"/>
           <w:lang w:val="ru-RU"/>
         </w:rPr>
-        <w:t>р</w:t>
-      </w:r>
-      <w:r>
-        <w:rPr>
-          <w:rFonts w:eastAsia="Times New Roman" w:cs="Times New Roman"/>
-          <w:color w:val="000000"/>
-          <w:lang w:val="ru-RU"/>
-        </w:rPr>
-        <w:t>едірект</w:t>
+        <w:t>редірект</w:t>
       </w:r>
       <w:proofErr w:type="spellEnd"/>
       <w:r>
@@ -2780,6 +2941,7 @@
           <w:color w:val="000000"/>
           <w:lang w:val="ru-RU"/>
         </w:rPr>
+        <w:lastRenderedPageBreak/>
         <w:t xml:space="preserve">• </w:t>
       </w:r>
       <w:proofErr w:type="spellStart"/>
@@ -2921,7 +3083,9 @@
       <w:r>
         <w:rPr>
           <w:rFonts w:eastAsia="Times New Roman" w:cs="Times New Roman"/>
-          <w:color w:val="000000"/>
+          <w:noProof/>
+          <w:color w:val="000000"/>
+          <w:lang w:val="uk-UA" w:eastAsia="uk-UA"/>
         </w:rPr>
         <w:drawing>
           <wp:inline distT="0" distB="0" distL="0" distR="0" wp14:anchorId="79048DBF" wp14:editId="26988A76">
@@ -2980,7 +3144,9 @@
       <w:r>
         <w:rPr>
           <w:rFonts w:eastAsia="Times New Roman" w:cs="Times New Roman"/>
-          <w:color w:val="000000"/>
+          <w:noProof/>
+          <w:color w:val="000000"/>
+          <w:lang w:val="uk-UA" w:eastAsia="uk-UA"/>
         </w:rPr>
         <w:drawing>
           <wp:inline distT="0" distB="0" distL="0" distR="0" wp14:anchorId="55510B5B" wp14:editId="410343C7">
@@ -3044,7 +3210,6 @@
           <w:color w:val="000000"/>
           <w:lang w:val="ru-RU"/>
         </w:rPr>
-        <w:lastRenderedPageBreak/>
         <w:t>Реалізований</w:t>
       </w:r>
       <w:proofErr w:type="spellEnd"/>
@@ -3482,6 +3647,7 @@
           <w:color w:val="000000"/>
           <w:lang w:val="ru-RU"/>
         </w:rPr>
+        <w:lastRenderedPageBreak/>
         <w:t xml:space="preserve">• журнал і </w:t>
       </w:r>
       <w:proofErr w:type="spellStart"/>
@@ -3673,15 +3839,7 @@
           <w:color w:val="000000"/>
           <w:lang w:val="ru-RU"/>
         </w:rPr>
-        <w:t xml:space="preserve"> </w:t>
-      </w:r>
-      <w:r>
-        <w:rPr>
-          <w:rFonts w:eastAsia="Times New Roman" w:cs="Times New Roman"/>
-          <w:color w:val="000000"/>
-          <w:lang w:val="ru-RU"/>
-        </w:rPr>
-        <w:t xml:space="preserve">статусу та </w:t>
+        <w:t xml:space="preserve"> статусу та </w:t>
       </w:r>
       <w:proofErr w:type="spellStart"/>
       <w:r>
@@ -4142,7 +4300,6 @@
           <w:b/>
           <w:color w:val="000000"/>
         </w:rPr>
-        <w:lastRenderedPageBreak/>
         <w:t>CRUD</w:t>
       </w:r>
       <w:r>
@@ -4284,14 +4441,7 @@
                 <w:rFonts w:eastAsia="Times New Roman" w:cs="Times New Roman"/>
                 <w:color w:val="000000"/>
               </w:rPr>
-              <w:t xml:space="preserve"> </w:t>
-            </w:r>
-            <w:r>
-              <w:rPr>
-                <w:rFonts w:eastAsia="Times New Roman" w:cs="Times New Roman"/>
-                <w:color w:val="000000"/>
-              </w:rPr>
-              <w:t>Deactivate</w:t>
+              <w:t xml:space="preserve"> Deactivate</w:t>
             </w:r>
           </w:p>
         </w:tc>
@@ -5281,11 +5431,15 @@
     <w:p>
       <w:pPr>
         <w:spacing w:after="120"/>
+        <w:rPr>
+          <w:lang w:val="ru-RU"/>
+        </w:rPr>
       </w:pPr>
       <w:r>
         <w:rPr>
           <w:rFonts w:eastAsia="Times New Roman" w:cs="Times New Roman"/>
           <w:color w:val="000000"/>
+          <w:lang w:val="ru-RU"/>
         </w:rPr>
         <w:t xml:space="preserve">4. </w:t>
       </w:r>
@@ -5294,6 +5448,7 @@
         <w:rPr>
           <w:rFonts w:eastAsia="Times New Roman" w:cs="Times New Roman"/>
           <w:color w:val="000000"/>
+          <w:lang w:val="ru-RU"/>
         </w:rPr>
         <w:t>відправлення</w:t>
       </w:r>
@@ -5302,40 +5457,24 @@
         <w:rPr>
           <w:rFonts w:eastAsia="Times New Roman" w:cs="Times New Roman"/>
           <w:color w:val="000000"/>
-        </w:rPr>
-        <w:t xml:space="preserve"> </w:t>
-      </w:r>
-      <w:proofErr w:type="spellStart"/>
-      <w:r>
-        <w:rPr>
-          <w:rFonts w:eastAsia="Times New Roman" w:cs="Times New Roman"/>
-          <w:color w:val="000000"/>
-        </w:rPr>
-        <w:t>заявки</w:t>
-      </w:r>
-      <w:proofErr w:type="spellEnd"/>
-      <w:r>
-        <w:rPr>
-          <w:rFonts w:eastAsia="Times New Roman" w:cs="Times New Roman"/>
-          <w:color w:val="000000"/>
-        </w:rPr>
-        <w:t xml:space="preserve"> </w:t>
-      </w:r>
-      <w:proofErr w:type="spellStart"/>
-      <w:r>
-        <w:rPr>
-          <w:rFonts w:eastAsia="Times New Roman" w:cs="Times New Roman"/>
-          <w:color w:val="000000"/>
-        </w:rPr>
-        <w:t>на</w:t>
-      </w:r>
-      <w:proofErr w:type="spellEnd"/>
-      <w:r>
-        <w:rPr>
-          <w:rFonts w:eastAsia="Times New Roman" w:cs="Times New Roman"/>
-          <w:color w:val="000000"/>
-        </w:rPr>
-        <w:t xml:space="preserve"> API.</w:t>
+          <w:lang w:val="ru-RU"/>
+        </w:rPr>
+        <w:t xml:space="preserve"> заявки на </w:t>
+      </w:r>
+      <w:r>
+        <w:rPr>
+          <w:rFonts w:eastAsia="Times New Roman" w:cs="Times New Roman"/>
+          <w:color w:val="000000"/>
+        </w:rPr>
+        <w:t>API</w:t>
+      </w:r>
+      <w:r>
+        <w:rPr>
+          <w:rFonts w:eastAsia="Times New Roman" w:cs="Times New Roman"/>
+          <w:color w:val="000000"/>
+          <w:lang w:val="ru-RU"/>
+        </w:rPr>
+        <w:t>.</w:t>
       </w:r>
     </w:p>
     <w:p>
@@ -5511,15 +5650,7 @@
           <w:color w:val="000000"/>
           <w:lang w:val="ru-RU"/>
         </w:rPr>
-        <w:t xml:space="preserve"> к</w:t>
-      </w:r>
-      <w:r>
-        <w:rPr>
-          <w:rFonts w:eastAsia="Times New Roman" w:cs="Times New Roman"/>
-          <w:color w:val="000000"/>
-          <w:lang w:val="ru-RU"/>
-        </w:rPr>
-        <w:t xml:space="preserve">нопок </w:t>
+        <w:t xml:space="preserve"> кнопок </w:t>
       </w:r>
       <w:proofErr w:type="spellStart"/>
       <w:r>
@@ -5601,7 +5732,39 @@
           <w:rFonts w:eastAsia="Times New Roman" w:cs="Times New Roman"/>
           <w:color w:val="000000"/>
         </w:rPr>
-        <w:t xml:space="preserve"> isLoading / isPending;</w:t>
+        <w:t xml:space="preserve"> </w:t>
+      </w:r>
+      <w:proofErr w:type="spellStart"/>
+      <w:r>
+        <w:rPr>
+          <w:rFonts w:eastAsia="Times New Roman" w:cs="Times New Roman"/>
+          <w:color w:val="000000"/>
+        </w:rPr>
+        <w:t>isLoading</w:t>
+      </w:r>
+      <w:proofErr w:type="spellEnd"/>
+      <w:r>
+        <w:rPr>
+          <w:rFonts w:eastAsia="Times New Roman" w:cs="Times New Roman"/>
+          <w:color w:val="000000"/>
+        </w:rPr>
+        <w:t xml:space="preserve"> / </w:t>
+      </w:r>
+      <w:proofErr w:type="spellStart"/>
+      <w:r>
+        <w:rPr>
+          <w:rFonts w:eastAsia="Times New Roman" w:cs="Times New Roman"/>
+          <w:color w:val="000000"/>
+        </w:rPr>
+        <w:t>isPending</w:t>
+      </w:r>
+      <w:proofErr w:type="spellEnd"/>
+      <w:r>
+        <w:rPr>
+          <w:rFonts w:eastAsia="Times New Roman" w:cs="Times New Roman"/>
+          <w:color w:val="000000"/>
+        </w:rPr>
+        <w:t>;</w:t>
       </w:r>
     </w:p>
     <w:p>
@@ -5765,7 +5928,6 @@
           <w:color w:val="000000"/>
           <w:lang w:val="ru-RU"/>
         </w:rPr>
-        <w:lastRenderedPageBreak/>
         <w:t>Дотримання</w:t>
       </w:r>
       <w:proofErr w:type="spellEnd"/>
@@ -6417,15 +6579,7 @@
           <w:color w:val="000000"/>
           <w:lang w:val="ru-RU"/>
         </w:rPr>
-        <w:t>пер</w:t>
-      </w:r>
-      <w:r>
-        <w:rPr>
-          <w:rFonts w:eastAsia="Times New Roman" w:cs="Times New Roman"/>
-          <w:color w:val="000000"/>
-          <w:lang w:val="ru-RU"/>
-        </w:rPr>
-        <w:t>евірка</w:t>
+        <w:t>перевірка</w:t>
       </w:r>
       <w:proofErr w:type="spellEnd"/>
       <w:r>
@@ -6666,6 +6820,7 @@
           <w:color w:val="000000"/>
           <w:lang w:val="ru-RU"/>
         </w:rPr>
+        <w:lastRenderedPageBreak/>
         <w:t>Це</w:t>
       </w:r>
       <w:proofErr w:type="spellEnd"/>
@@ -6854,15 +7009,7 @@
           <w:color w:val="000000"/>
           <w:lang w:val="ru-RU"/>
         </w:rPr>
-        <w:t>кори</w:t>
-      </w:r>
-      <w:r>
-        <w:rPr>
-          <w:rFonts w:eastAsia="Times New Roman" w:cs="Times New Roman"/>
-          <w:color w:val="000000"/>
-          <w:lang w:val="ru-RU"/>
-        </w:rPr>
-        <w:t>стувацький</w:t>
+        <w:t>користувацький</w:t>
       </w:r>
       <w:proofErr w:type="spellEnd"/>
       <w:r>
@@ -7059,7 +7206,6 @@
           <w:color w:val="000000"/>
           <w:lang w:val="ru-RU"/>
         </w:rPr>
-        <w:lastRenderedPageBreak/>
         <w:t>Перевірка</w:t>
       </w:r>
       <w:proofErr w:type="spellEnd"/>
@@ -7284,15 +7430,7 @@
           <w:color w:val="000000"/>
           <w:lang w:val="ru-RU"/>
         </w:rPr>
-        <w:t>користува</w:t>
-      </w:r>
-      <w:r>
-        <w:rPr>
-          <w:rFonts w:eastAsia="Times New Roman" w:cs="Times New Roman"/>
-          <w:color w:val="000000"/>
-          <w:lang w:val="ru-RU"/>
-        </w:rPr>
-        <w:t>ча</w:t>
+        <w:t>користувача</w:t>
       </w:r>
       <w:proofErr w:type="spellEnd"/>
       <w:r>
@@ -7691,6 +7829,7 @@
           <w:noProof/>
           <w:lang w:val="uk-UA" w:eastAsia="uk-UA"/>
         </w:rPr>
+        <w:lastRenderedPageBreak/>
         <w:drawing>
           <wp:inline distT="0" distB="0" distL="0" distR="0">
             <wp:extent cx="4754880" cy="3632200"/>
@@ -7778,15 +7917,7 @@
           <w:color w:val="000000"/>
           <w:lang w:val="ru-RU"/>
         </w:rPr>
-        <w:t xml:space="preserve"> маршруту </w:t>
-      </w:r>
-      <w:r>
-        <w:rPr>
-          <w:rFonts w:eastAsia="Times New Roman" w:cs="Times New Roman"/>
-          <w:color w:val="000000"/>
-          <w:lang w:val="ru-RU"/>
-        </w:rPr>
-        <w:t xml:space="preserve">без </w:t>
+        <w:t xml:space="preserve"> маршруту без </w:t>
       </w:r>
       <w:proofErr w:type="spellStart"/>
       <w:r>
@@ -8137,15 +8268,7 @@
           <w:color w:val="000000"/>
           <w:lang w:val="ru-RU"/>
         </w:rPr>
-        <w:t>, дат</w:t>
-      </w:r>
-      <w:r>
-        <w:rPr>
-          <w:rFonts w:eastAsia="Times New Roman" w:cs="Times New Roman"/>
-          <w:color w:val="000000"/>
-          <w:lang w:val="ru-RU"/>
-        </w:rPr>
-        <w:t xml:space="preserve">ами та </w:t>
+        <w:t xml:space="preserve">, датами та </w:t>
       </w:r>
       <w:proofErr w:type="spellStart"/>
       <w:r>
@@ -9404,15 +9527,7 @@
           <w:color w:val="000000"/>
           <w:lang w:val="ru-RU"/>
         </w:rPr>
-        <w:t>створен</w:t>
-      </w:r>
-      <w:r>
-        <w:rPr>
-          <w:rFonts w:eastAsia="Times New Roman" w:cs="Times New Roman"/>
-          <w:color w:val="000000"/>
-          <w:lang w:val="ru-RU"/>
-        </w:rPr>
-        <w:t>ня</w:t>
+        <w:t>створення</w:t>
       </w:r>
       <w:proofErr w:type="spellEnd"/>
       <w:r>
@@ -9827,15 +9942,7 @@
           <w:color w:val="000000"/>
           <w:lang w:val="ru-RU"/>
         </w:rPr>
-        <w:t>пов</w:t>
-      </w:r>
-      <w:r>
-        <w:rPr>
-          <w:rFonts w:eastAsia="Times New Roman" w:cs="Times New Roman"/>
-          <w:color w:val="000000"/>
-          <w:lang w:val="ru-RU"/>
-        </w:rPr>
-        <w:t>ноцінну</w:t>
+        <w:t>повноцінну</w:t>
       </w:r>
       <w:proofErr w:type="spellEnd"/>
       <w:r>
@@ -10294,15 +10401,7 @@
           <w:color w:val="000000"/>
           <w:lang w:val="ru-RU"/>
         </w:rPr>
-        <w:t xml:space="preserve"> форма</w:t>
-      </w:r>
-      <w:r>
-        <w:rPr>
-          <w:rFonts w:eastAsia="Times New Roman" w:cs="Times New Roman"/>
-          <w:color w:val="000000"/>
-          <w:lang w:val="ru-RU"/>
-        </w:rPr>
-        <w:t xml:space="preserve"> </w:t>
+        <w:t xml:space="preserve"> форма </w:t>
       </w:r>
       <w:proofErr w:type="spellStart"/>
       <w:r>
@@ -10503,7 +10602,8 @@
       </w:pPr>
       <w:r>
         <w:rPr>
-          <w:lang w:val="ru-RU"/>
+          <w:noProof/>
+          <w:lang w:val="uk-UA" w:eastAsia="uk-UA"/>
         </w:rPr>
         <w:lastRenderedPageBreak/>
         <w:drawing>
@@ -10547,6 +10647,9 @@
       <w:pPr>
         <w:spacing w:after="120"/>
         <w:jc w:val="center"/>
+        <w:rPr>
+          <w:lang w:val="ru-RU"/>
+        </w:rPr>
       </w:pPr>
       <w:r>
         <w:rPr>
@@ -11027,8 +11130,18 @@
           <w:color w:val="000000"/>
           <w:lang w:val="ru-RU"/>
         </w:rPr>
-        <w:t xml:space="preserve"> —</w:t>
-      </w:r>
+        <w:t xml:space="preserve"> — </w:t>
+      </w:r>
+      <w:proofErr w:type="spellStart"/>
+      <w:r>
+        <w:rPr>
+          <w:rFonts w:eastAsia="Times New Roman" w:cs="Times New Roman"/>
+          <w:color w:val="000000"/>
+          <w:lang w:val="ru-RU"/>
+        </w:rPr>
+        <w:t>це</w:t>
+      </w:r>
+      <w:proofErr w:type="spellEnd"/>
       <w:r>
         <w:rPr>
           <w:rFonts w:eastAsia="Times New Roman" w:cs="Times New Roman"/>
@@ -11044,7 +11157,7 @@
           <w:color w:val="000000"/>
           <w:lang w:val="ru-RU"/>
         </w:rPr>
-        <w:t>це</w:t>
+        <w:t>проміжне</w:t>
       </w:r>
       <w:proofErr w:type="spellEnd"/>
       <w:r>
@@ -11062,7 +11175,7 @@
           <w:color w:val="000000"/>
           <w:lang w:val="ru-RU"/>
         </w:rPr>
-        <w:t>проміжне</w:t>
+        <w:t>представлення</w:t>
       </w:r>
       <w:proofErr w:type="spellEnd"/>
       <w:r>
@@ -11073,24 +11186,6 @@
         </w:rPr>
         <w:t xml:space="preserve"> </w:t>
       </w:r>
-      <w:proofErr w:type="spellStart"/>
-      <w:r>
-        <w:rPr>
-          <w:rFonts w:eastAsia="Times New Roman" w:cs="Times New Roman"/>
-          <w:color w:val="000000"/>
-          <w:lang w:val="ru-RU"/>
-        </w:rPr>
-        <w:t>представлення</w:t>
-      </w:r>
-      <w:proofErr w:type="spellEnd"/>
-      <w:r>
-        <w:rPr>
-          <w:rFonts w:eastAsia="Times New Roman" w:cs="Times New Roman"/>
-          <w:color w:val="000000"/>
-          <w:lang w:val="ru-RU"/>
-        </w:rPr>
-        <w:t xml:space="preserve"> </w:t>
-      </w:r>
       <w:r>
         <w:rPr>
           <w:rFonts w:eastAsia="Times New Roman" w:cs="Times New Roman"/>
@@ -11148,14 +11243,7 @@
           <w:rFonts w:eastAsia="Times New Roman" w:cs="Times New Roman"/>
           <w:color w:val="000000"/>
         </w:rPr>
-        <w:t>Rc</w:t>
-      </w:r>
-      <w:r>
-        <w:rPr>
-          <w:rFonts w:eastAsia="Times New Roman" w:cs="Times New Roman"/>
-          <w:color w:val="000000"/>
-        </w:rPr>
-        <w:t>act</w:t>
+        <w:t>Rcact</w:t>
       </w:r>
       <w:proofErr w:type="spellEnd"/>
       <w:r>
@@ -11503,16 +11591,7 @@
           <w:color w:val="000000"/>
           <w:lang w:val="ru-RU"/>
         </w:rPr>
-        <w:t>збе</w:t>
-      </w:r>
-      <w:r>
-        <w:rPr>
-          <w:rFonts w:eastAsia="Times New Roman" w:cs="Times New Roman"/>
-          <w:b/>
-          <w:color w:val="000000"/>
-          <w:lang w:val="ru-RU"/>
-        </w:rPr>
-        <w:t>рігати</w:t>
+        <w:t>зберігати</w:t>
       </w:r>
       <w:proofErr w:type="spellEnd"/>
       <w:r>
@@ -12007,15 +12086,7 @@
           <w:b/>
           <w:color w:val="000000"/>
         </w:rPr>
-        <w:t>Managem</w:t>
-      </w:r>
-      <w:r>
-        <w:rPr>
-          <w:rFonts w:eastAsia="Times New Roman" w:cs="Times New Roman"/>
-          <w:b/>
-          <w:color w:val="000000"/>
-        </w:rPr>
-        <w:t>ent</w:t>
+        <w:t>Management</w:t>
       </w:r>
     </w:p>
     <w:p>
@@ -12289,7 +12360,6 @@
           <w:lang w:val="ru-RU"/>
         </w:rPr>
       </w:pPr>
-      <w:bookmarkStart w:id="0" w:name="_GoBack"/>
       <w:proofErr w:type="spellStart"/>
       <w:r>
         <w:rPr>
@@ -12302,7 +12372,6 @@
       </w:r>
       <w:proofErr w:type="spellEnd"/>
     </w:p>
-    <w:bookmarkEnd w:id="0"/>
     <w:p>
       <w:pPr>
         <w:spacing w:after="120"/>
@@ -24733,7 +24802,7 @@
 </file>
 
 <file path=customXml/itemProps1.xml><?xml version="1.0" encoding="utf-8"?>
-<ds:datastoreItem xmlns:ds="http://schemas.openxmlformats.org/officeDocument/2006/customXml" ds:itemID="{2A78C58F-1799-4DE1-8FE3-D4BCB76CA4C0}">
+<ds:datastoreItem xmlns:ds="http://schemas.openxmlformats.org/officeDocument/2006/customXml" ds:itemID="{5F9FAF34-D4F8-4D2A-86C5-96C9F40ABF99}">
   <ds:schemaRefs>
     <ds:schemaRef ds:uri="http://schemas.openxmlformats.org/officeDocument/2006/bibliography"/>
   </ds:schemaRefs>
